--- a/data/exports/d-and-f-block-elements_revision_notes.docx
+++ b/data/exports/d-and-f-block-elements_revision_notes.docx
@@ -189,7 +189,7 @@
                 <w:color w:val="2D3748"/>
                 <w:sz w:val="19"/>
               </w:rPr>
-              <w:t>D And F Block Elements - Core Application</w:t>
+              <w:t>D And F Block Elements — Standard Calculations &amp; Problem Archetypes</w:t>
             </w:r>
           </w:p>
         </w:tc>
@@ -209,7 +209,7 @@
               <w:rPr>
                 <w:sz w:val="19"/>
               </w:rPr>
-              <w:t>236 PYQs</w:t>
+              <w:t>128 PYQs</w:t>
             </w:r>
           </w:p>
         </w:tc>
@@ -230,7 +230,181 @@
                 <w:color w:val="718096"/>
                 <w:sz w:val="19"/>
               </w:rPr>
-              <w:t>General Concept</w:t>
+              <w:t>Quantitative Analysis</w:t>
+            </w:r>
+          </w:p>
+        </w:tc>
+      </w:tr>
+      <w:tr>
+        <w:tc>
+          <w:tcPr>
+            <w:tcW w:type="dxa" w:w="2160"/>
+            <w:shd w:fill="FFFFFF"/>
+            <w:tcMar>
+              <w:top w:w="80" w:type="dxa"/>
+              <w:bottom w:w="80" w:type="dxa"/>
+              <w:left w:w="150" w:type="dxa"/>
+              <w:right w:w="150" w:type="dxa"/>
+            </w:tcMar>
+          </w:tcPr>
+          <w:p>
+            <w:r>
+              <w:rPr>
+                <w:b/>
+                <w:color w:val="C53030"/>
+                <w:sz w:val="19"/>
+              </w:rPr>
+              <w:t>Very High</w:t>
+            </w:r>
+          </w:p>
+        </w:tc>
+        <w:tc>
+          <w:tcPr>
+            <w:tcW w:type="dxa" w:w="4320"/>
+            <w:shd w:fill="FFFFFF"/>
+            <w:tcMar>
+              <w:top w:w="80" w:type="dxa"/>
+              <w:bottom w:w="80" w:type="dxa"/>
+              <w:left w:w="150" w:type="dxa"/>
+              <w:right w:w="150" w:type="dxa"/>
+            </w:tcMar>
+          </w:tcPr>
+          <w:p>
+            <w:r>
+              <w:rPr>
+                <w:b/>
+                <w:color w:val="2D3748"/>
+                <w:sz w:val="19"/>
+              </w:rPr>
+              <w:t>D And F Block Elements — Applied Cases, Reactions &amp; Traps</w:t>
+            </w:r>
+          </w:p>
+        </w:tc>
+        <w:tc>
+          <w:tcPr>
+            <w:tcW w:type="dxa" w:w="1728"/>
+            <w:shd w:fill="FFFFFF"/>
+            <w:tcMar>
+              <w:top w:w="80" w:type="dxa"/>
+              <w:bottom w:w="80" w:type="dxa"/>
+              <w:left w:w="150" w:type="dxa"/>
+              <w:right w:w="150" w:type="dxa"/>
+            </w:tcMar>
+          </w:tcPr>
+          <w:p>
+            <w:r>
+              <w:rPr>
+                <w:sz w:val="19"/>
+              </w:rPr>
+              <w:t>118 PYQs</w:t>
+            </w:r>
+          </w:p>
+        </w:tc>
+        <w:tc>
+          <w:tcPr>
+            <w:tcW w:type="dxa" w:w="1872"/>
+            <w:shd w:fill="FFFFFF"/>
+            <w:tcMar>
+              <w:top w:w="80" w:type="dxa"/>
+              <w:bottom w:w="80" w:type="dxa"/>
+              <w:left w:w="150" w:type="dxa"/>
+              <w:right w:w="150" w:type="dxa"/>
+            </w:tcMar>
+          </w:tcPr>
+          <w:p>
+            <w:r>
+              <w:rPr>
+                <w:color w:val="718096"/>
+                <w:sz w:val="19"/>
+              </w:rPr>
+              <w:t>Applied Topics</w:t>
+            </w:r>
+          </w:p>
+        </w:tc>
+      </w:tr>
+      <w:tr>
+        <w:tc>
+          <w:tcPr>
+            <w:tcW w:type="dxa" w:w="2160"/>
+            <w:shd w:fill="F7FAFC"/>
+            <w:tcMar>
+              <w:top w:w="80" w:type="dxa"/>
+              <w:bottom w:w="80" w:type="dxa"/>
+              <w:left w:w="150" w:type="dxa"/>
+              <w:right w:w="150" w:type="dxa"/>
+            </w:tcMar>
+          </w:tcPr>
+          <w:p>
+            <w:r>
+              <w:rPr>
+                <w:b/>
+                <w:color w:val="C53030"/>
+                <w:sz w:val="19"/>
+              </w:rPr>
+              <w:t>Very High</w:t>
+            </w:r>
+          </w:p>
+        </w:tc>
+        <w:tc>
+          <w:tcPr>
+            <w:tcW w:type="dxa" w:w="4320"/>
+            <w:shd w:fill="F7FAFC"/>
+            <w:tcMar>
+              <w:top w:w="80" w:type="dxa"/>
+              <w:bottom w:w="80" w:type="dxa"/>
+              <w:left w:w="150" w:type="dxa"/>
+              <w:right w:w="150" w:type="dxa"/>
+            </w:tcMar>
+          </w:tcPr>
+          <w:p>
+            <w:r>
+              <w:rPr>
+                <w:b/>
+                <w:color w:val="2D3748"/>
+                <w:sz w:val="19"/>
+              </w:rPr>
+              <w:t>D And F Block Elements — Core Principles &amp; Governing Laws</w:t>
+            </w:r>
+          </w:p>
+        </w:tc>
+        <w:tc>
+          <w:tcPr>
+            <w:tcW w:type="dxa" w:w="1728"/>
+            <w:shd w:fill="F7FAFC"/>
+            <w:tcMar>
+              <w:top w:w="80" w:type="dxa"/>
+              <w:bottom w:w="80" w:type="dxa"/>
+              <w:left w:w="150" w:type="dxa"/>
+              <w:right w:w="150" w:type="dxa"/>
+            </w:tcMar>
+          </w:tcPr>
+          <w:p>
+            <w:r>
+              <w:rPr>
+                <w:sz w:val="19"/>
+              </w:rPr>
+              <w:t>25 PYQs</w:t>
+            </w:r>
+          </w:p>
+        </w:tc>
+        <w:tc>
+          <w:tcPr>
+            <w:tcW w:type="dxa" w:w="1872"/>
+            <w:shd w:fill="F7FAFC"/>
+            <w:tcMar>
+              <w:top w:w="80" w:type="dxa"/>
+              <w:bottom w:w="80" w:type="dxa"/>
+              <w:left w:w="150" w:type="dxa"/>
+              <w:right w:w="150" w:type="dxa"/>
+            </w:tcMar>
+          </w:tcPr>
+          <w:p>
+            <w:r>
+              <w:rPr>
+                <w:color w:val="718096"/>
+                <w:sz w:val="19"/>
+              </w:rPr>
+              <w:t>Core Principle</w:t>
             </w:r>
           </w:p>
         </w:tc>
@@ -311,6 +485,144 @@
           </w:p>
         </w:tc>
       </w:tr>
+      <w:tr>
+        <w:tc>
+          <w:tcPr>
+            <w:tcW w:type="dxa" w:w="3600"/>
+            <w:shd w:fill="F7FAFC"/>
+            <w:tcMar>
+              <w:top w:w="100" w:type="dxa"/>
+              <w:bottom w:w="100" w:type="dxa"/>
+              <w:left w:w="150" w:type="dxa"/>
+              <w:right w:w="150" w:type="dxa"/>
+            </w:tcMar>
+          </w:tcPr>
+          <w:p>
+            <w:r>
+              <w:rPr>
+                <w:b/>
+                <w:color w:val="1A365D"/>
+                <w:sz w:val="19"/>
+              </w:rPr>
+              <w:t>D And F Block Elements — Standard Calculations &amp; Problem Archetypes</w:t>
+            </w:r>
+          </w:p>
+        </w:tc>
+        <w:tc>
+          <w:tcPr>
+            <w:tcW w:type="dxa" w:w="6480"/>
+            <w:shd w:fill="F7FAFC"/>
+            <w:tcMar>
+              <w:top w:w="100" w:type="dxa"/>
+              <w:bottom w:w="100" w:type="dxa"/>
+              <w:left w:w="150" w:type="dxa"/>
+              <w:right w:w="150" w:type="dxa"/>
+            </w:tcMar>
+          </w:tcPr>
+          <w:p>
+            <w:r>
+              <w:rPr>
+                <w:rFonts w:ascii="Cambria Math" w:hAnsi="Cambria Math"/>
+                <w:color w:val="2D3748"/>
+                <w:sz w:val="19"/>
+              </w:rPr>
+              <w:t>H_{2}SO_{4^{'}}, \quad \mu=\sqrt{n(n+2)}, \quad M^{+}</w:t>
+            </w:r>
+          </w:p>
+        </w:tc>
+      </w:tr>
+      <w:tr>
+        <w:tc>
+          <w:tcPr>
+            <w:tcW w:type="dxa" w:w="3600"/>
+            <w:shd w:fill="FFFFFF"/>
+            <w:tcMar>
+              <w:top w:w="100" w:type="dxa"/>
+              <w:bottom w:w="100" w:type="dxa"/>
+              <w:left w:w="150" w:type="dxa"/>
+              <w:right w:w="150" w:type="dxa"/>
+            </w:tcMar>
+          </w:tcPr>
+          <w:p>
+            <w:r>
+              <w:rPr>
+                <w:b/>
+                <w:color w:val="1A365D"/>
+                <w:sz w:val="19"/>
+              </w:rPr>
+              <w:t>D And F Block Elements — Applied Cases, Reactions &amp; Traps</w:t>
+            </w:r>
+          </w:p>
+        </w:tc>
+        <w:tc>
+          <w:tcPr>
+            <w:tcW w:type="dxa" w:w="6480"/>
+            <w:shd w:fill="FFFFFF"/>
+            <w:tcMar>
+              <w:top w:w="100" w:type="dxa"/>
+              <w:bottom w:w="100" w:type="dxa"/>
+              <w:left w:w="150" w:type="dxa"/>
+              <w:right w:w="150" w:type="dxa"/>
+            </w:tcMar>
+          </w:tcPr>
+          <w:p>
+            <w:r>
+              <w:rPr>
+                <w:rFonts w:ascii="Cambria Math" w:hAnsi="Cambria Math"/>
+                <w:color w:val="2D3748"/>
+                <w:sz w:val="19"/>
+              </w:rPr>
+              <w:t>2Cu^{2+}+4X^{-} \rightarrow Cu_{2}X_{2}(s)+X_{2}, \quad Cr^{3+}, \quad Ce:[Xe]4f^{1}5d^{1}6s^{2};Ce^{4+}</w:t>
+            </w:r>
+          </w:p>
+        </w:tc>
+      </w:tr>
+      <w:tr>
+        <w:tc>
+          <w:tcPr>
+            <w:tcW w:type="dxa" w:w="3600"/>
+            <w:shd w:fill="F7FAFC"/>
+            <w:tcMar>
+              <w:top w:w="100" w:type="dxa"/>
+              <w:bottom w:w="100" w:type="dxa"/>
+              <w:left w:w="150" w:type="dxa"/>
+              <w:right w:w="150" w:type="dxa"/>
+            </w:tcMar>
+          </w:tcPr>
+          <w:p>
+            <w:r>
+              <w:rPr>
+                <w:b/>
+                <w:color w:val="1A365D"/>
+                <w:sz w:val="19"/>
+              </w:rPr>
+              <w:t>D And F Block Elements — Core Principles &amp; Governing Laws</w:t>
+            </w:r>
+          </w:p>
+        </w:tc>
+        <w:tc>
+          <w:tcPr>
+            <w:tcW w:type="dxa" w:w="6480"/>
+            <w:shd w:fill="F7FAFC"/>
+            <w:tcMar>
+              <w:top w:w="100" w:type="dxa"/>
+              <w:bottom w:w="100" w:type="dxa"/>
+              <w:left w:w="150" w:type="dxa"/>
+              <w:right w:w="150" w:type="dxa"/>
+            </w:tcMar>
+          </w:tcPr>
+          <w:p>
+            <w:r>
+              <w:rPr>
+                <w:rFonts w:ascii="Cambria Math" w:hAnsi="Cambria Math"/>
+                <w:color w:val="2D3748"/>
+                <w:sz w:val="19"/>
+              </w:rPr>
+              <w:t>Eu^{2+}, \quad V_{2}O_{3}&gt;V_{2}O_{4}&gt;V_{2}O_{5}, \quad V^{2+}&lt;Cr^{2+}=Fe^{2+}&lt;Mn^{2+}</w:t>
+            </w:r>
+          </w:p>
+        </w:tc>
+      </w:tr>
     </w:tbl>
     <w:p>
       <w:pPr>
@@ -338,7 +650,7 @@
           <w:color w:val="2B6CB0"/>
           <w:sz w:val="24"/>
         </w:rPr>
-        <w:t>3.1 D And F Block Elements - Core Application (Very High Yield — 236 PYQs)</w:t>
+        <w:t>3.1 D And F Block Elements — Standard Calculations &amp; Problem Archetypes (Very High Yield — 128 PYQs)</w:t>
       </w:r>
     </w:p>
     <w:p>
@@ -353,7 +665,7 @@
         <w:rPr>
           <w:sz w:val="20"/>
         </w:rPr>
-        <w:t>Key problem pattern in D And F Block Elements.</w:t>
+        <w:t>Quantitative numerical problem-solving techniques and standard question patterns frequently seen in D And F Block Elements.</w:t>
       </w:r>
     </w:p>
     <w:tbl>
@@ -391,7 +703,7 @@
                 <w:color w:val="2D3748"/>
                 <w:sz w:val="19"/>
               </w:rPr>
-              <w:t>Watch for algebraic and sign errors.</w:t>
+              <w:t>Watch for algebraic rounding, stoichiometric balancing, and boundary condition checks.</w:t>
             </w:r>
           </w:p>
         </w:tc>
@@ -432,7 +744,7 @@
                 <w:color w:val="2D3748"/>
                 <w:sz w:val="19"/>
               </w:rPr>
-              <w:t>Verify dimensions and boundary conditions.</w:t>
+              <w:t>Dimensional consistency checks and ratio comparisons can quickly eliminate incorrect options.</w:t>
             </w:r>
           </w:p>
         </w:tc>
@@ -488,6 +800,187 @@
           <w:b/>
           <w:sz w:val="18"/>
         </w:rPr>
+        <w:t xml:space="preserve">[2026 Morning Shift] Q#1 (MCQ): </w:t>
+      </w:r>
+      <w:r>
+        <w:rPr>
+          <w:sz w:val="18"/>
+        </w:rPr>
+        <w:t xml:space="preserve">"The correct statements among the following are, A. Mo(VI) and W(VI) are less stable than Cr(VI) . B. Ce^4+ and Tb^4+ are oxida..."  </w:t>
+      </w:r>
+      <w:r>
+        <w:rPr>
+          <w:b/>
+          <w:color w:val="2B6CB0"/>
+          <w:sz w:val="18"/>
+        </w:rPr>
+        <w:t>[Ans: N/A]</w:t>
+      </w:r>
+    </w:p>
+    <w:p>
+      <w:pPr>
+        <w:pStyle w:val="ListBullet"/>
+        <w:spacing w:after="40"/>
+      </w:pPr>
+      <w:r>
+        <w:rPr>
+          <w:b/>
+          <w:sz w:val="18"/>
+        </w:rPr>
+        <w:t xml:space="preserve">[2026 Morning Shift] Q#1 (Numerical): </w:t>
+      </w:r>
+      <w:r>
+        <w:rPr>
+          <w:sz w:val="18"/>
+        </w:rPr>
+        <w:t xml:space="preserve">"Consider the following reactions : $\begin{aligned} &amp; NaCl+K_{2}Cr_{2}O_{7}+H_{2}SO_{4} \rightarrow A+KHSO_{4}+NaHSO_{4}+H_{2}O \\ &amp; A+NaOH ..."  </w:t>
+      </w:r>
+      <w:r>
+        <w:rPr>
+          <w:b/>
+          <w:color w:val="2B6CB0"/>
+          <w:sz w:val="18"/>
+        </w:rPr>
+        <w:t>[Ans: 13]</w:t>
+      </w:r>
+    </w:p>
+    <w:p>
+      <w:pPr>
+        <w:spacing w:after="120"/>
+      </w:pPr>
+    </w:p>
+    <w:p>
+      <w:pPr>
+        <w:pStyle w:val="Heading2"/>
+      </w:pPr>
+      <w:r>
+        <w:rPr>
+          <w:color w:val="2B6CB0"/>
+          <w:sz w:val="24"/>
+        </w:rPr>
+        <w:t>3.2 D And F Block Elements — Applied Cases, Reactions &amp; Traps (Very High Yield — 118 PYQs)</w:t>
+      </w:r>
+    </w:p>
+    <w:p>
+      <w:r>
+        <w:rPr>
+          <w:b/>
+          <w:sz w:val="20"/>
+        </w:rPr>
+        <w:t xml:space="preserve">Core Principle: </w:t>
+      </w:r>
+      <w:r>
+        <w:rPr>
+          <w:sz w:val="20"/>
+        </w:rPr>
+        <w:t>Special cases, experimental observations, and conceptual traps designed to test deep understanding of D And F Block Elements.</w:t>
+      </w:r>
+    </w:p>
+    <w:tbl>
+      <w:tblPr>
+        <w:tblW w:type="auto" w:w="0"/>
+        <w:jc w:val="center"/>
+        <w:tblLook w:firstColumn="1" w:firstRow="1" w:lastColumn="0" w:lastRow="0" w:noHBand="0" w:noVBand="1" w:val="04A0"/>
+      </w:tblPr>
+      <w:tblGrid>
+        <w:gridCol w:w="10080"/>
+      </w:tblGrid>
+      <w:tr>
+        <w:tc>
+          <w:tcPr>
+            <w:tcW w:type="dxa" w:w="10080"/>
+            <w:shd w:fill="FFF5F5"/>
+            <w:tcMar>
+              <w:top w:w="100" w:type="dxa"/>
+              <w:bottom w:w="100" w:type="dxa"/>
+              <w:left w:w="150" w:type="dxa"/>
+              <w:right w:w="150" w:type="dxa"/>
+            </w:tcMar>
+          </w:tcPr>
+          <w:p>
+            <w:r>
+              <w:rPr>
+                <w:b/>
+                <w:color w:val="C53030"/>
+                <w:sz w:val="19"/>
+              </w:rPr>
+              <w:t xml:space="preserve">⚠️ Common Trap / JEE Pitfall: </w:t>
+            </w:r>
+            <w:r>
+              <w:rPr>
+                <w:color w:val="2D3748"/>
+                <w:sz w:val="19"/>
+              </w:rPr>
+              <w:t>Read questions carefully for keywords like 'incorrect', 'not true', or non-standard conditions.</w:t>
+            </w:r>
+          </w:p>
+        </w:tc>
+      </w:tr>
+    </w:tbl>
+    <w:tbl>
+      <w:tblPr>
+        <w:tblW w:type="auto" w:w="0"/>
+        <w:jc w:val="center"/>
+        <w:tblLook w:firstColumn="1" w:firstRow="1" w:lastColumn="0" w:lastRow="0" w:noHBand="0" w:noVBand="1" w:val="04A0"/>
+      </w:tblPr>
+      <w:tblGrid>
+        <w:gridCol w:w="10080"/>
+      </w:tblGrid>
+      <w:tr>
+        <w:tc>
+          <w:tcPr>
+            <w:tcW w:type="dxa" w:w="10080"/>
+            <w:shd w:fill="F0FFF4"/>
+            <w:tcMar>
+              <w:top w:w="100" w:type="dxa"/>
+              <w:bottom w:w="100" w:type="dxa"/>
+              <w:left w:w="150" w:type="dxa"/>
+              <w:right w:w="150" w:type="dxa"/>
+            </w:tcMar>
+          </w:tcPr>
+          <w:p>
+            <w:r>
+              <w:rPr>
+                <w:b/>
+                <w:color w:val="276749"/>
+                <w:sz w:val="19"/>
+              </w:rPr>
+              <w:t xml:space="preserve">💡 Speed Hack / Trick: </w:t>
+            </w:r>
+            <w:r>
+              <w:rPr>
+                <w:color w:val="2D3748"/>
+                <w:sz w:val="19"/>
+              </w:rPr>
+              <w:t>Elimination of extreme or unphysical answer choices improves accuracy in assertion-reason and multiple-statement questions.</w:t>
+            </w:r>
+          </w:p>
+        </w:tc>
+      </w:tr>
+    </w:tbl>
+    <w:p>
+      <w:pPr>
+        <w:spacing w:before="120" w:after="40"/>
+      </w:pPr>
+      <w:r>
+        <w:rPr>
+          <w:b/>
+          <w:color w:val="1A365D"/>
+          <w:sz w:val="19"/>
+        </w:rPr>
+        <w:t>Source PYQs testing this concept:</w:t>
+      </w:r>
+    </w:p>
+    <w:p>
+      <w:pPr>
+        <w:pStyle w:val="ListBullet"/>
+        <w:spacing w:after="40"/>
+      </w:pPr>
+      <w:r>
+        <w:rPr>
+          <w:b/>
+          <w:sz w:val="18"/>
+        </w:rPr>
         <w:t xml:space="preserve">[2026 Evening Shift] Q#1 (MCQ): </w:t>
       </w:r>
       <w:r>
@@ -522,6 +1015,241 @@
           <w:sz w:val="18"/>
         </w:rPr>
         <w:t xml:space="preserve">"The correct statements among the following are, A. Mo(VI) and W(VI) are less stable than Cr(VI) . B. Ce^4+ and Tb^4+ are oxida..."  </w:t>
+      </w:r>
+      <w:r>
+        <w:rPr>
+          <w:b/>
+          <w:color w:val="2B6CB0"/>
+          <w:sz w:val="18"/>
+        </w:rPr>
+        <w:t>[Ans: N/A]</w:t>
+      </w:r>
+    </w:p>
+    <w:p>
+      <w:pPr>
+        <w:pStyle w:val="ListBullet"/>
+        <w:spacing w:after="40"/>
+      </w:pPr>
+      <w:r>
+        <w:rPr>
+          <w:b/>
+          <w:sz w:val="18"/>
+        </w:rPr>
+        <w:t xml:space="preserve">[2026 Evening Shift] Q#1 (MCQ): </w:t>
+      </w:r>
+      <w:r>
+        <w:rPr>
+          <w:sz w:val="18"/>
+        </w:rPr>
+        <w:t xml:space="preserve">"Consider the following statements about manganate and permanganate ions. Identify the correct statements. A. The geometry of both manganate ..."  </w:t>
+      </w:r>
+      <w:r>
+        <w:rPr>
+          <w:b/>
+          <w:color w:val="2B6CB0"/>
+          <w:sz w:val="18"/>
+        </w:rPr>
+        <w:t>[Ans: N/A]</w:t>
+      </w:r>
+    </w:p>
+    <w:p>
+      <w:pPr>
+        <w:spacing w:after="120"/>
+      </w:pPr>
+    </w:p>
+    <w:p>
+      <w:pPr>
+        <w:pStyle w:val="Heading2"/>
+      </w:pPr>
+      <w:r>
+        <w:rPr>
+          <w:color w:val="2B6CB0"/>
+          <w:sz w:val="24"/>
+        </w:rPr>
+        <w:t>3.3 D And F Block Elements — Core Principles &amp; Governing Laws (Very High Yield — 25 PYQs)</w:t>
+      </w:r>
+    </w:p>
+    <w:p>
+      <w:r>
+        <w:rPr>
+          <w:b/>
+          <w:sz w:val="20"/>
+        </w:rPr>
+        <w:t xml:space="preserve">Core Principle: </w:t>
+      </w:r>
+      <w:r>
+        <w:rPr>
+          <w:sz w:val="20"/>
+        </w:rPr>
+        <w:t>Fundamental definitions, core postulates, and governing physical/chemical relations in D And F Block Elements.</w:t>
+      </w:r>
+    </w:p>
+    <w:tbl>
+      <w:tblPr>
+        <w:tblW w:type="auto" w:w="0"/>
+        <w:jc w:val="center"/>
+        <w:tblLook w:firstColumn="1" w:firstRow="1" w:lastColumn="0" w:lastRow="0" w:noHBand="0" w:noVBand="1" w:val="04A0"/>
+      </w:tblPr>
+      <w:tblGrid>
+        <w:gridCol w:w="10080"/>
+      </w:tblGrid>
+      <w:tr>
+        <w:tc>
+          <w:tcPr>
+            <w:tcW w:type="dxa" w:w="10080"/>
+            <w:shd w:fill="FFF5F5"/>
+            <w:tcMar>
+              <w:top w:w="100" w:type="dxa"/>
+              <w:bottom w:w="100" w:type="dxa"/>
+              <w:left w:w="150" w:type="dxa"/>
+              <w:right w:w="150" w:type="dxa"/>
+            </w:tcMar>
+          </w:tcPr>
+          <w:p>
+            <w:r>
+              <w:rPr>
+                <w:b/>
+                <w:color w:val="C53030"/>
+                <w:sz w:val="19"/>
+              </w:rPr>
+              <w:t xml:space="preserve">⚠️ Common Trap / JEE Pitfall: </w:t>
+            </w:r>
+            <w:r>
+              <w:rPr>
+                <w:color w:val="2D3748"/>
+                <w:sz w:val="19"/>
+              </w:rPr>
+              <w:t>Carefully verify units, standard reference states, and sign conventions in D And F Block Elements.</w:t>
+            </w:r>
+          </w:p>
+        </w:tc>
+      </w:tr>
+    </w:tbl>
+    <w:tbl>
+      <w:tblPr>
+        <w:tblW w:type="auto" w:w="0"/>
+        <w:jc w:val="center"/>
+        <w:tblLook w:firstColumn="1" w:firstRow="1" w:lastColumn="0" w:lastRow="0" w:noHBand="0" w:noVBand="1" w:val="04A0"/>
+      </w:tblPr>
+      <w:tblGrid>
+        <w:gridCol w:w="10080"/>
+      </w:tblGrid>
+      <w:tr>
+        <w:tc>
+          <w:tcPr>
+            <w:tcW w:type="dxa" w:w="10080"/>
+            <w:shd w:fill="F0FFF4"/>
+            <w:tcMar>
+              <w:top w:w="100" w:type="dxa"/>
+              <w:bottom w:w="100" w:type="dxa"/>
+              <w:left w:w="150" w:type="dxa"/>
+              <w:right w:w="150" w:type="dxa"/>
+            </w:tcMar>
+          </w:tcPr>
+          <w:p>
+            <w:r>
+              <w:rPr>
+                <w:b/>
+                <w:color w:val="276749"/>
+                <w:sz w:val="19"/>
+              </w:rPr>
+              <w:t xml:space="preserve">💡 Speed Hack / Trick: </w:t>
+            </w:r>
+            <w:r>
+              <w:rPr>
+                <w:color w:val="2D3748"/>
+                <w:sz w:val="19"/>
+              </w:rPr>
+              <w:t>Focus on high-yield formulas and standard limiting approximations tested in D And F Block Elements PYQs.</w:t>
+            </w:r>
+          </w:p>
+        </w:tc>
+      </w:tr>
+    </w:tbl>
+    <w:p>
+      <w:pPr>
+        <w:spacing w:before="120" w:after="40"/>
+      </w:pPr>
+      <w:r>
+        <w:rPr>
+          <w:b/>
+          <w:color w:val="1A365D"/>
+          <w:sz w:val="19"/>
+        </w:rPr>
+        <w:t>Source PYQs testing this concept:</w:t>
+      </w:r>
+    </w:p>
+    <w:p>
+      <w:pPr>
+        <w:pStyle w:val="ListBullet"/>
+        <w:spacing w:after="40"/>
+      </w:pPr>
+      <w:r>
+        <w:rPr>
+          <w:b/>
+          <w:sz w:val="18"/>
+        </w:rPr>
+        <w:t xml:space="preserve">[2026 Evening Shift] Q#3 (MCQ): </w:t>
+      </w:r>
+      <w:r>
+        <w:rPr>
+          <w:sz w:val="18"/>
+        </w:rPr>
+        <w:t xml:space="preserve">"" X " is an oxoanion of the lightest element of group 7 (in the periodic table). The metal is in +6 oxidation state in " X ". The color of t..."  </w:t>
+      </w:r>
+      <w:r>
+        <w:rPr>
+          <w:b/>
+          <w:color w:val="2B6CB0"/>
+          <w:sz w:val="18"/>
+        </w:rPr>
+        <w:t>[Ans: D]</w:t>
+      </w:r>
+    </w:p>
+    <w:p>
+      <w:pPr>
+        <w:pStyle w:val="ListBullet"/>
+        <w:spacing w:after="40"/>
+      </w:pPr>
+      <w:r>
+        <w:rPr>
+          <w:b/>
+          <w:sz w:val="18"/>
+        </w:rPr>
+        <w:t xml:space="preserve">[2026 Morning Shift] Q#3 (MCQ): </w:t>
+      </w:r>
+      <w:r>
+        <w:rPr>
+          <w:sz w:val="18"/>
+        </w:rPr>
+        <w:t xml:space="preserve">"MnO_(4)^2- , in acidic medium, disproportionates to :..."  </w:t>
+      </w:r>
+      <w:r>
+        <w:rPr>
+          <w:b/>
+          <w:color w:val="2B6CB0"/>
+          <w:sz w:val="18"/>
+        </w:rPr>
+        <w:t>[Ans: B]</w:t>
+      </w:r>
+    </w:p>
+    <w:p>
+      <w:pPr>
+        <w:pStyle w:val="ListBullet"/>
+        <w:spacing w:after="40"/>
+      </w:pPr>
+      <w:r>
+        <w:rPr>
+          <w:b/>
+          <w:sz w:val="18"/>
+        </w:rPr>
+        <w:t xml:space="preserve">[2025 Morning Shift] Q#1 (MCQ): </w:t>
+      </w:r>
+      <w:r>
+        <w:rPr>
+          <w:sz w:val="18"/>
+        </w:rPr>
+        <w:t xml:space="preserve">"The correct option with order of melting points of the pairs (Mn, Fe), (Tc, Ru) and (Re, Os) is :..."  </w:t>
       </w:r>
       <w:r>
         <w:rPr>
@@ -662,6 +1390,252 @@
               <w:t>Solution Analysis:</w:t>
               <w:br/>
               <w:t>Coloured ions have unpaired electron. (i)T_(i)^+4=4s°3d° n=0 (ii)V^+2=4s^03d^3 n=3 (iii)Mn^+2=4s°3d^5 n=5 (iv)Fe^+3=4s°3d^5 n=5 (v)Cr^+2=4s°3d^4 n=4 The absence of unpaired electron makes the element diamagnetic. La^+3=[Xe]5d°6s° 4b^+2=[Xe]4f^146s^'4 Lu^+3=[Xe]4f^145d°6s° Ce^+4=[Xe]4f°5d°6s° Ac^+3=[Rn]6d°7s° L_(n)^+3=[Rn]5f^146d°7s° Ans. (A)</w:t>
+            </w:r>
+          </w:p>
+        </w:tc>
+      </w:tr>
+    </w:tbl>
+    <w:p>
+      <w:pPr>
+        <w:spacing w:after="120"/>
+      </w:pPr>
+    </w:p>
+    <w:p>
+      <w:pPr>
+        <w:spacing w:before="160" w:after="40"/>
+      </w:pPr>
+      <w:r>
+        <w:rPr>
+          <w:b/>
+          <w:color w:val="1A365D"/>
+          <w:sz w:val="22"/>
+        </w:rPr>
+        <w:t>Benchmark Problem 2: JEE Main 2026 (Online) 5th April Evening Shift (Q#1)</w:t>
+      </w:r>
+    </w:p>
+    <w:p>
+      <w:pPr>
+        <w:spacing w:after="80"/>
+      </w:pPr>
+      <w:r>
+        <w:rPr>
+          <w:sz w:val="20"/>
+        </w:rPr>
+        <w:t>A paper dipped in a dil. H_(2)SO_(4) solution of ' X ' upon treatment with SO_(2) gas turns into green. The compound ' X ' is :</w:t>
+      </w:r>
+    </w:p>
+    <w:p>
+      <w:pPr>
+        <w:pStyle w:val="ListBullet"/>
+        <w:spacing w:after="20"/>
+      </w:pPr>
+      <w:r>
+        <w:rPr>
+          <w:sz w:val="19"/>
+        </w:rPr>
+        <w:t>(A) KI-strach</w:t>
+      </w:r>
+    </w:p>
+    <w:p>
+      <w:pPr>
+        <w:pStyle w:val="ListBullet"/>
+        <w:spacing w:after="20"/>
+      </w:pPr>
+      <w:r>
+        <w:rPr>
+          <w:sz w:val="19"/>
+        </w:rPr>
+        <w:t>(B) KMnO_(4)</w:t>
+      </w:r>
+    </w:p>
+    <w:p>
+      <w:pPr>
+        <w:pStyle w:val="ListBullet"/>
+        <w:spacing w:after="20"/>
+      </w:pPr>
+      <w:r>
+        <w:rPr>
+          <w:sz w:val="19"/>
+        </w:rPr>
+        <w:t>(C) Pb(CH_(3)COO)_(2)</w:t>
+      </w:r>
+    </w:p>
+    <w:p>
+      <w:pPr>
+        <w:pStyle w:val="ListBullet"/>
+        <w:spacing w:after="20"/>
+      </w:pPr>
+      <w:r>
+        <w:rPr>
+          <w:b/>
+          <w:color w:val="276749"/>
+          <w:sz w:val="19"/>
+        </w:rPr>
+        <w:t>(D) K_(2)Cr_(2)O_(7)</w:t>
+      </w:r>
+    </w:p>
+    <w:tbl>
+      <w:tblPr>
+        <w:tblW w:type="auto" w:w="0"/>
+        <w:jc w:val="center"/>
+        <w:tblLook w:firstColumn="1" w:firstRow="1" w:lastColumn="0" w:lastRow="0" w:noHBand="0" w:noVBand="1" w:val="04A0"/>
+      </w:tblPr>
+      <w:tblGrid>
+        <w:gridCol w:w="10080"/>
+      </w:tblGrid>
+      <w:tr>
+        <w:tc>
+          <w:tcPr>
+            <w:tcW w:type="dxa" w:w="10080"/>
+            <w:shd w:fill="F7FAFC"/>
+            <w:tcMar>
+              <w:top w:w="100" w:type="dxa"/>
+              <w:bottom w:w="100" w:type="dxa"/>
+              <w:left w:w="150" w:type="dxa"/>
+              <w:right w:w="150" w:type="dxa"/>
+            </w:tcMar>
+          </w:tcPr>
+          <w:p>
+            <w:r>
+              <w:rPr>
+                <w:b/>
+                <w:color w:val="1A365D"/>
+                <w:sz w:val="19"/>
+              </w:rPr>
+              <w:t>Correct Answer: D</w:t>
+              <w:br/>
+            </w:r>
+            <w:r>
+              <w:rPr>
+                <w:color w:val="2D3748"/>
+                <w:sz w:val="18"/>
+              </w:rPr>
+              <w:t>Solution Analysis:</w:t>
+              <w:br/>
+              <w:t>The correct answer is Option D: K_(2)Cr_(2)O_(7) . A paper dipped in dilute H_(2)SO_(4) solution of X turns green when treated with SO_(2) gas. This means that X must be a substance which changes to green on reduction by SO_(2) . Now, SO_(2) is a reducing agent . Acidified potassium dichromate, that is, K_(2)Cr_(2)O_(7) in dilute H_(2)SO_(4) , is orange in colour and gets reduced to Cr^3+ , which is green . The reaction is: Cr_(2)O_(7)^2-+3SO_(2)+2H^+ → 2Cr^3++3SO_(4)^2-+H_(2)O So, the orange dichromate paper turns green. Now check other options briefly: A: KI -starch This is used to detect oxidising agents; it gives blue colour due to iodine-starch complex, not green. B: KMnO_(4) Acidified KMnO_(4) gets decolourised by SO_(2) , not green. C: Pb(CH_(3)COO)_(2) Lead acetate paper is used for detecting H_(2)S , giving black colour. Hence, the compound X is K_(2)Cr_(2)O_(7)</w:t>
+            </w:r>
+          </w:p>
+        </w:tc>
+      </w:tr>
+    </w:tbl>
+    <w:p>
+      <w:pPr>
+        <w:spacing w:after="120"/>
+      </w:pPr>
+    </w:p>
+    <w:p>
+      <w:pPr>
+        <w:spacing w:before="160" w:after="40"/>
+      </w:pPr>
+      <w:r>
+        <w:rPr>
+          <w:b/>
+          <w:color w:val="1A365D"/>
+          <w:sz w:val="22"/>
+        </w:rPr>
+        <w:t>Benchmark Problem 3: JEE Main 2026 (Online) 24th January Evening Shift (Q#3)</w:t>
+      </w:r>
+    </w:p>
+    <w:p>
+      <w:pPr>
+        <w:spacing w:after="80"/>
+      </w:pPr>
+      <w:r>
+        <w:rPr>
+          <w:sz w:val="20"/>
+        </w:rPr>
+        <w:t>" X " is an oxoanion of the lightest element of group 7 (in the periodic table). The metal is in +6 oxidation state in " X ". The color of the potassium salt of X is</w:t>
+      </w:r>
+    </w:p>
+    <w:p>
+      <w:pPr>
+        <w:pStyle w:val="ListBullet"/>
+        <w:spacing w:after="20"/>
+      </w:pPr>
+      <w:r>
+        <w:rPr>
+          <w:sz w:val="19"/>
+        </w:rPr>
+        <w:t>(A) purple</w:t>
+      </w:r>
+    </w:p>
+    <w:p>
+      <w:pPr>
+        <w:pStyle w:val="ListBullet"/>
+        <w:spacing w:after="20"/>
+      </w:pPr>
+      <w:r>
+        <w:rPr>
+          <w:sz w:val="19"/>
+        </w:rPr>
+        <w:t>(B) orange</w:t>
+      </w:r>
+    </w:p>
+    <w:p>
+      <w:pPr>
+        <w:pStyle w:val="ListBullet"/>
+        <w:spacing w:after="20"/>
+      </w:pPr>
+      <w:r>
+        <w:rPr>
+          <w:sz w:val="19"/>
+        </w:rPr>
+        <w:t>(C) yellow</w:t>
+      </w:r>
+    </w:p>
+    <w:p>
+      <w:pPr>
+        <w:pStyle w:val="ListBullet"/>
+        <w:spacing w:after="20"/>
+      </w:pPr>
+      <w:r>
+        <w:rPr>
+          <w:b/>
+          <w:color w:val="276749"/>
+          <w:sz w:val="19"/>
+        </w:rPr>
+        <w:t>(D) green</w:t>
+      </w:r>
+    </w:p>
+    <w:tbl>
+      <w:tblPr>
+        <w:tblW w:type="auto" w:w="0"/>
+        <w:jc w:val="center"/>
+        <w:tblLook w:firstColumn="1" w:firstRow="1" w:lastColumn="0" w:lastRow="0" w:noHBand="0" w:noVBand="1" w:val="04A0"/>
+      </w:tblPr>
+      <w:tblGrid>
+        <w:gridCol w:w="10080"/>
+      </w:tblGrid>
+      <w:tr>
+        <w:tc>
+          <w:tcPr>
+            <w:tcW w:type="dxa" w:w="10080"/>
+            <w:shd w:fill="F7FAFC"/>
+            <w:tcMar>
+              <w:top w:w="100" w:type="dxa"/>
+              <w:bottom w:w="100" w:type="dxa"/>
+              <w:left w:w="150" w:type="dxa"/>
+              <w:right w:w="150" w:type="dxa"/>
+            </w:tcMar>
+          </w:tcPr>
+          <w:p>
+            <w:r>
+              <w:rPr>
+                <w:b/>
+                <w:color w:val="1A365D"/>
+                <w:sz w:val="19"/>
+              </w:rPr>
+              <w:t>Correct Answer: D</w:t>
+              <w:br/>
+            </w:r>
+            <w:r>
+              <w:rPr>
+                <w:color w:val="2D3748"/>
+                <w:sz w:val="18"/>
+              </w:rPr>
+              <w:t>Solution Analysis:</w:t>
+              <w:br/>
+              <w:t>The lightest element in group 7 is manganese (Mn) . An oxoanion where Mn is in the +6 oxidation state is the manganate ion , MnO_(4)^2- . Its potassium salt is potassium manganate , K_(2)MnO_(4) , which is green . Correct option: D) green</w:t>
             </w:r>
           </w:p>
         </w:tc>

--- a/data/exports/d-and-f-block-elements_revision_notes.docx
+++ b/data/exports/d-and-f-block-elements_revision_notes.docx
@@ -189,7 +189,7 @@
                 <w:color w:val="2D3748"/>
                 <w:sz w:val="19"/>
               </w:rPr>
-              <w:t>D And F Block Elements — Standard Calculations &amp; Problem Archetypes</w:t>
+              <w:t>D And F Block Elements — Core Principles &amp; Governing Laws</w:t>
             </w:r>
           </w:p>
         </w:tc>
@@ -209,7 +209,7 @@
               <w:rPr>
                 <w:sz w:val="19"/>
               </w:rPr>
-              <w:t>128 PYQs</w:t>
+              <w:t>143 PYQs</w:t>
             </w:r>
           </w:p>
         </w:tc>
@@ -230,7 +230,7 @@
                 <w:color w:val="718096"/>
                 <w:sz w:val="19"/>
               </w:rPr>
-              <w:t>Quantitative Analysis</w:t>
+              <w:t>Core Principle</w:t>
             </w:r>
           </w:p>
         </w:tc>
@@ -296,7 +296,7 @@
               <w:rPr>
                 <w:sz w:val="19"/>
               </w:rPr>
-              <w:t>118 PYQs</w:t>
+              <w:t>75 PYQs</w:t>
             </w:r>
           </w:p>
         </w:tc>
@@ -363,7 +363,7 @@
                 <w:color w:val="2D3748"/>
                 <w:sz w:val="19"/>
               </w:rPr>
-              <w:t>D And F Block Elements — Core Principles &amp; Governing Laws</w:t>
+              <w:t>D And F Block Elements — Standard Calculations &amp; Problem Archetypes</w:t>
             </w:r>
           </w:p>
         </w:tc>
@@ -383,7 +383,7 @@
               <w:rPr>
                 <w:sz w:val="19"/>
               </w:rPr>
-              <w:t>25 PYQs</w:t>
+              <w:t>28 PYQs</w:t>
             </w:r>
           </w:p>
         </w:tc>
@@ -404,7 +404,7 @@
                 <w:color w:val="718096"/>
                 <w:sz w:val="19"/>
               </w:rPr>
-              <w:t>Core Principle</w:t>
+              <w:t>Quantitative Analysis</w:t>
             </w:r>
           </w:p>
         </w:tc>
@@ -504,7 +504,7 @@
                 <w:color w:val="1A365D"/>
                 <w:sz w:val="19"/>
               </w:rPr>
-              <w:t>D And F Block Elements — Standard Calculations &amp; Problem Archetypes</w:t>
+              <w:t>D And F Block Elements — Core Principles &amp; Governing Laws</w:t>
             </w:r>
           </w:p>
         </w:tc>
@@ -526,7 +526,7 @@
                 <w:color w:val="2D3748"/>
                 <w:sz w:val="19"/>
               </w:rPr>
-              <w:t>H_{2}SO_{4^{'}}, \quad \mu=\sqrt{n(n+2)}, \quad M^{+}</w:t>
+              <w:t>KMnO_{4}, \quad Ce=58,Eu=63,Tb=65,Lu=71, \quad \rightarrow MnO_{4}^{-2}</w:t>
             </w:r>
           </w:p>
         </w:tc>
@@ -572,7 +572,7 @@
                 <w:color w:val="2D3748"/>
                 <w:sz w:val="19"/>
               </w:rPr>
-              <w:t>2Cu^{2+}+4X^{-} \rightarrow Cu_{2}X_{2}(s)+X_{2}, \quad Cr^{3+}, \quad Ce:[Xe]4f^{1}5d^{1}6s^{2};Ce^{4+}</w:t>
+              <w:t>[Fe(CN)_{6}]^{2-}, \quad MnO_{2}, \quad KMnO_{4}</w:t>
             </w:r>
           </w:p>
         </w:tc>
@@ -596,7 +596,7 @@
                 <w:color w:val="1A365D"/>
                 <w:sz w:val="19"/>
               </w:rPr>
-              <w:t>D And F Block Elements — Core Principles &amp; Governing Laws</w:t>
+              <w:t>D And F Block Elements — Standard Calculations &amp; Problem Archetypes</w:t>
             </w:r>
           </w:p>
         </w:tc>
@@ -618,7 +618,7 @@
                 <w:color w:val="2D3748"/>
                 <w:sz w:val="19"/>
               </w:rPr>
-              <w:t>Eu^{2+}, \quad V_{2}O_{3}&gt;V_{2}O_{4}&gt;V_{2}O_{5}, \quad V^{2+}&lt;Cr^{2+}=Fe^{2+}&lt;Mn^{2+}</w:t>
+              <w:t>VO_{2}^{+},MnO_{4}^{-}, \quad [Fe(CN)_{6}]^{2-}, \quad Fe^{2+}</w:t>
             </w:r>
           </w:p>
         </w:tc>
@@ -650,7 +650,7 @@
           <w:color w:val="2B6CB0"/>
           <w:sz w:val="24"/>
         </w:rPr>
-        <w:t>3.1 D And F Block Elements — Standard Calculations &amp; Problem Archetypes (Very High Yield — 128 PYQs)</w:t>
+        <w:t>3.1 D And F Block Elements — Core Principles &amp; Governing Laws (Very High Yield — 143 PYQs)</w:t>
       </w:r>
     </w:p>
     <w:p>
@@ -665,7 +665,7 @@
         <w:rPr>
           <w:sz w:val="20"/>
         </w:rPr>
-        <w:t>Quantitative numerical problem-solving techniques and standard question patterns frequently seen in D And F Block Elements.</w:t>
+        <w:t>Fundamental definitions, core postulates, and governing physical/chemical relations in D And F Block Elements.</w:t>
       </w:r>
     </w:p>
     <w:tbl>
@@ -703,7 +703,7 @@
                 <w:color w:val="2D3748"/>
                 <w:sz w:val="19"/>
               </w:rPr>
-              <w:t>Watch for algebraic rounding, stoichiometric balancing, and boundary condition checks.</w:t>
+              <w:t>Carefully verify units, standard reference states, and sign conventions in D And F Block Elements.</w:t>
             </w:r>
           </w:p>
         </w:tc>
@@ -744,7 +744,7 @@
                 <w:color w:val="2D3748"/>
                 <w:sz w:val="19"/>
               </w:rPr>
-              <w:t>Dimensional consistency checks and ratio comparisons can quickly eliminate incorrect options.</w:t>
+              <w:t>Focus on high-yield formulas and standard limiting approximations tested in D And F Block Elements PYQs.</w:t>
             </w:r>
           </w:p>
         </w:tc>
@@ -800,13 +800,13 @@
           <w:b/>
           <w:sz w:val="18"/>
         </w:rPr>
-        <w:t xml:space="preserve">[2026 Morning Shift] Q#1 (MCQ): </w:t>
+        <w:t xml:space="preserve">[2026 Evening Shift] Q#1 (MCQ): </w:t>
       </w:r>
       <w:r>
         <w:rPr>
           <w:sz w:val="18"/>
         </w:rPr>
-        <w:t xml:space="preserve">"The correct statements among the following are, A. Mo(VI) and W(VI) are less stable than Cr(VI) . B. Ce^4+ and Tb^4+ are oxida..."  </w:t>
+        <w:t xml:space="preserve">"Consider the following statements about manganate and permanganate ions. Identify the correct statements. A. The geometry of both manganate ..."  </w:t>
       </w:r>
       <w:r>
         <w:rPr>
@@ -827,13 +827,13 @@
           <w:b/>
           <w:sz w:val="18"/>
         </w:rPr>
-        <w:t xml:space="preserve">[2026 Morning Shift] Q#1 (Numerical): </w:t>
+        <w:t xml:space="preserve">[2026 Morning Shift] Q#2 (MCQ): </w:t>
       </w:r>
       <w:r>
         <w:rPr>
           <w:sz w:val="18"/>
         </w:rPr>
-        <w:t xml:space="preserve">"Consider the following reactions : $\begin{aligned} &amp; NaCl+K_{2}Cr_{2}O_{7}+H_{2}SO_{4} \rightarrow A+KHSO_{4}+NaHSO_{4}+H_{2}O \\ &amp; A+NaOH ..."  </w:t>
+        <w:t xml:space="preserve">"Which of the following is NOT a physical or chemical characteristics of interstitial compounds?..."  </w:t>
       </w:r>
       <w:r>
         <w:rPr>
@@ -841,7 +841,7 @@
           <w:color w:val="2B6CB0"/>
           <w:sz w:val="18"/>
         </w:rPr>
-        <w:t>[Ans: 13]</w:t>
+        <w:t>[Ans: N/A]</w:t>
       </w:r>
     </w:p>
     <w:p>
@@ -858,7 +858,7 @@
           <w:color w:val="2B6CB0"/>
           <w:sz w:val="24"/>
         </w:rPr>
-        <w:t>3.2 D And F Block Elements — Applied Cases, Reactions &amp; Traps (Very High Yield — 118 PYQs)</w:t>
+        <w:t>3.2 D And F Block Elements — Applied Cases, Reactions &amp; Traps (Very High Yield — 75 PYQs)</w:t>
       </w:r>
     </w:p>
     <w:p>
@@ -1041,7 +1041,7 @@
         <w:rPr>
           <w:sz w:val="18"/>
         </w:rPr>
-        <w:t xml:space="preserve">"Consider the following statements about manganate and permanganate ions. Identify the correct statements. A. The geometry of both manganate ..."  </w:t>
+        <w:t xml:space="preserve">"On heating a mixture of common salt and K_(2)Cr_(2)O_(7) in equal amount along with concentrated H_(2)SO_(4) in a test tube, a gas is ev..."  </w:t>
       </w:r>
       <w:r>
         <w:rPr>
@@ -1049,7 +1049,7 @@
           <w:color w:val="2B6CB0"/>
           <w:sz w:val="18"/>
         </w:rPr>
-        <w:t>[Ans: N/A]</w:t>
+        <w:t>[Ans: C]</w:t>
       </w:r>
     </w:p>
     <w:p>
@@ -1066,7 +1066,7 @@
           <w:color w:val="2B6CB0"/>
           <w:sz w:val="24"/>
         </w:rPr>
-        <w:t>3.3 D And F Block Elements — Core Principles &amp; Governing Laws (Very High Yield — 25 PYQs)</w:t>
+        <w:t>3.3 D And F Block Elements — Standard Calculations &amp; Problem Archetypes (Very High Yield — 28 PYQs)</w:t>
       </w:r>
     </w:p>
     <w:p>
@@ -1081,7 +1081,7 @@
         <w:rPr>
           <w:sz w:val="20"/>
         </w:rPr>
-        <w:t>Fundamental definitions, core postulates, and governing physical/chemical relations in D And F Block Elements.</w:t>
+        <w:t>Quantitative numerical problem-solving techniques and standard question patterns frequently seen in D And F Block Elements.</w:t>
       </w:r>
     </w:p>
     <w:tbl>
@@ -1119,7 +1119,7 @@
                 <w:color w:val="2D3748"/>
                 <w:sz w:val="19"/>
               </w:rPr>
-              <w:t>Carefully verify units, standard reference states, and sign conventions in D And F Block Elements.</w:t>
+              <w:t>Watch for algebraic rounding, stoichiometric balancing, and boundary condition checks.</w:t>
             </w:r>
           </w:p>
         </w:tc>
@@ -1160,7 +1160,7 @@
                 <w:color w:val="2D3748"/>
                 <w:sz w:val="19"/>
               </w:rPr>
-              <w:t>Focus on high-yield formulas and standard limiting approximations tested in D And F Block Elements PYQs.</w:t>
+              <w:t>Dimensional consistency checks and ratio comparisons can quickly eliminate incorrect options.</w:t>
             </w:r>
           </w:p>
         </w:tc>
@@ -1189,13 +1189,13 @@
           <w:b/>
           <w:sz w:val="18"/>
         </w:rPr>
-        <w:t xml:space="preserve">[2026 Evening Shift] Q#3 (MCQ): </w:t>
+        <w:t xml:space="preserve">[2026 Morning Shift] Q#1 (Numerical): </w:t>
       </w:r>
       <w:r>
         <w:rPr>
           <w:sz w:val="18"/>
         </w:rPr>
-        <w:t xml:space="preserve">"" X " is an oxoanion of the lightest element of group 7 (in the periodic table). The metal is in +6 oxidation state in " X ". The color of t..."  </w:t>
+        <w:t xml:space="preserve">"Consider the following reactions : $\begin{aligned} &amp; NaCl+K_{2}Cr_{2}O_{7}+H_{2}SO_{4} \rightarrow A+KHSO_{4}+NaHSO_{4}+H_{2}O \\ &amp; A+NaOH ..."  </w:t>
       </w:r>
       <w:r>
         <w:rPr>
@@ -1203,7 +1203,7 @@
           <w:color w:val="2B6CB0"/>
           <w:sz w:val="18"/>
         </w:rPr>
-        <w:t>[Ans: D]</w:t>
+        <w:t>[Ans: 13]</w:t>
       </w:r>
     </w:p>
     <w:p>
@@ -1216,13 +1216,13 @@
           <w:b/>
           <w:sz w:val="18"/>
         </w:rPr>
-        <w:t xml:space="preserve">[2026 Morning Shift] Q#3 (MCQ): </w:t>
+        <w:t xml:space="preserve">[2026 Morning Shift] Q#2 (MCQ): </w:t>
       </w:r>
       <w:r>
         <w:rPr>
           <w:sz w:val="18"/>
         </w:rPr>
-        <w:t xml:space="preserve">"MnO_(4)^2- , in acidic medium, disproportionates to :..."  </w:t>
+        <w:t xml:space="preserve">"Correct statements from the following are A. Potassium dichromate is an oxidising agent and it oxidises FeSO_(4) to Fe_(2)(SO_(4))_(3) i..."  </w:t>
       </w:r>
       <w:r>
         <w:rPr>
@@ -1230,7 +1230,7 @@
           <w:color w:val="2B6CB0"/>
           <w:sz w:val="18"/>
         </w:rPr>
-        <w:t>[Ans: B]</w:t>
+        <w:t>[Ans: N/A]</w:t>
       </w:r>
     </w:p>
     <w:p>
@@ -1243,13 +1243,13 @@
           <w:b/>
           <w:sz w:val="18"/>
         </w:rPr>
-        <w:t xml:space="preserve">[2025 Morning Shift] Q#1 (MCQ): </w:t>
+        <w:t xml:space="preserve">[2026 Evening Shift] Q#4 (MCQ): </w:t>
       </w:r>
       <w:r>
         <w:rPr>
           <w:sz w:val="18"/>
         </w:rPr>
-        <w:t xml:space="preserve">"The correct option with order of melting points of the pairs (Mn, Fe), (Tc, Ru) and (Re, Os) is :..."  </w:t>
+        <w:t xml:space="preserve">"Consider |x| is the difference in oxidation states of Mn in highest manganese fluoride and highest manganese oxide. The ions with |x| nu..."  </w:t>
       </w:r>
       <w:r>
         <w:rPr>
@@ -1533,7 +1533,7 @@
           <w:color w:val="1A365D"/>
           <w:sz w:val="22"/>
         </w:rPr>
-        <w:t>Benchmark Problem 3: JEE Main 2026 (Online) 24th January Evening Shift (Q#3)</w:t>
+        <w:t>Benchmark Problem 3: JEE Main 2026 (Online) 21st January Morning Shift (Q#1)</w:t>
       </w:r>
     </w:p>
     <w:p>
@@ -1544,57 +1544,7 @@
         <w:rPr>
           <w:sz w:val="20"/>
         </w:rPr>
-        <w:t>" X " is an oxoanion of the lightest element of group 7 (in the periodic table). The metal is in +6 oxidation state in " X ". The color of the potassium salt of X is</w:t>
-      </w:r>
-    </w:p>
-    <w:p>
-      <w:pPr>
-        <w:pStyle w:val="ListBullet"/>
-        <w:spacing w:after="20"/>
-      </w:pPr>
-      <w:r>
-        <w:rPr>
-          <w:sz w:val="19"/>
-        </w:rPr>
-        <w:t>(A) purple</w:t>
-      </w:r>
-    </w:p>
-    <w:p>
-      <w:pPr>
-        <w:pStyle w:val="ListBullet"/>
-        <w:spacing w:after="20"/>
-      </w:pPr>
-      <w:r>
-        <w:rPr>
-          <w:sz w:val="19"/>
-        </w:rPr>
-        <w:t>(B) orange</w:t>
-      </w:r>
-    </w:p>
-    <w:p>
-      <w:pPr>
-        <w:pStyle w:val="ListBullet"/>
-        <w:spacing w:after="20"/>
-      </w:pPr>
-      <w:r>
-        <w:rPr>
-          <w:sz w:val="19"/>
-        </w:rPr>
-        <w:t>(C) yellow</w:t>
-      </w:r>
-    </w:p>
-    <w:p>
-      <w:pPr>
-        <w:pStyle w:val="ListBullet"/>
-        <w:spacing w:after="20"/>
-      </w:pPr>
-      <w:r>
-        <w:rPr>
-          <w:b/>
-          <w:color w:val="276749"/>
-          <w:sz w:val="19"/>
-        </w:rPr>
-        <w:t>(D) green</w:t>
+        <w:t>Consider the following reactions : NaCl+K_(2)Cr_(2)O_(7)+H_(2)SO_(4) → A+KHSO_(4)+NaHSO_(4)+H_(2)O A+NaOH → B+NaCl+H_(2)O B+H_(2)SO_(4)+H_(2)O_(2) → C+Na_(2)SO_(4)+H_(2)O In the product ' C^' , ' X ' is the number of O_(2)^2- units, ' Y ' is the total number oxygen atoms present and ' Z ' is the oxidation state of Cr . The value of X+Y+Z is ____ .</w:t>
       </w:r>
     </w:p>
     <w:tbl>
@@ -1625,7 +1575,7 @@
                 <w:color w:val="1A365D"/>
                 <w:sz w:val="19"/>
               </w:rPr>
-              <w:t>Correct Answer: D</w:t>
+              <w:t>Correct Answer: 13</w:t>
               <w:br/>
             </w:r>
             <w:r>
@@ -1635,7 +1585,7 @@
               </w:rPr>
               <w:t>Solution Analysis:</w:t>
               <w:br/>
-              <w:t>The lightest element in group 7 is manganese (Mn) . An oxoanion where Mn is in the +6 oxidation state is the manganate ion , MnO_(4)^2- . Its potassium salt is potassium manganate , K_(2)MnO_(4) , which is green . Correct option: D) green</w:t>
+              <w:t>The first reaction is the well-known Chromyl chloride test . When a chloride salt like sodium chloride ( NaCl ) is heated with potassium dichromate ( K_(2)Cr_(2)O_(7) ) and concentrated sulfuric acid ( H_(2)SO_(4) ), deep red vapors of chromyl chloride are evolved. 4NaCl+K_(2)Cr_(2)O_(7)+6H_(2)SO_(4) → 2CrO_(2)Cl_(2)+2KHSO_(4)+4NaHSO_(4)+3H_(2)O Thus, Product A is Chromyl chloride ( CrO_(2)Cl_(2) ) . When chromyl chloride gas is passed through an aqueous solution of sodium hydroxide ( NaOH ), a yellow solution of sodium chromate is formed. CrO_(2)Cl_(2)+4NaOH → Na_(2)CrO_(4)+2NaCl+2H_(2)O Thus, Product B is Sodium chromate ( Na_(2)CrO_(4) ) . When a solution of a chromate acts with hydrogen peroxide ( H_(2)O_(2) ) in an acidic medium (provided by H_(2)SO_(4) ), a deep blue-colored compound known as chromium pentoxide is formed. Na_(2)CrO_(4)+H_(2)SO_(4)+2H_(2)O_(2) → CrO_(5)+Na_(2)SO_(4)+3H_(2)O Thus, Product C is Chromium pentoxide ( CrO_(5) ) . Chromium pentoxide has a famous "butterfly structure". Finding X : In its structure, there are two peroxide ( O-O ) linkages. Each peroxide linkage represents one O_(2)^2- unit. Therefore, the number of O_(2)^2- units is 2 . So, X=2 . Finding Y : The chemical formula is CrO_(5) , meaning there are 5 oxygen atoms in total. So, Y=5 . Finding Z : Out of the 5 oxygen atoms in the butterfly structure, one is bonded by a double bond (normal oxide with an oxidation state of -2 ), and the remaining four form the peroxide linkages (with an oxidation state of -1 each). Let the oxidation state of Chromium ( Cr ) be Z . We can calculate it as follows: Z+1(-2)+4(-1)=0 Z-2-4=0 Z=+6 So, Z=6 . ∴ X+Y+Z=2+5+6=13</w:t>
             </w:r>
           </w:p>
         </w:tc>
